--- a/textbook lifecycle knowledge/National Warehousing, Logistics and Distribution Management.docx
+++ b/textbook lifecycle knowledge/National Warehousing, Logistics and Distribution Management.docx
@@ -332,13 +332,13 @@
       </w:r>
     </w:p>
     <w:bookmarkEnd w:id="25"/>
-    <w:bookmarkStart w:id="26" w:name="proposed-opesware-solution"/>
+    <w:bookmarkStart w:id="26" w:name="proposed-EduOS Cameroon-solution"/>
     <w:p>
       <w:pPr>
         <w:pStyle w:val="Heading3"/>
       </w:pPr>
       <w:r>
-        <w:t xml:space="preserve">Proposed Opesware Solution</w:t>
+        <w:t xml:space="preserve">Proposed EduOS Cameroon Solution</w:t>
       </w:r>
     </w:p>
     <w:p>
@@ -447,13 +447,13 @@
       </w:r>
     </w:p>
     <w:bookmarkEnd w:id="29"/>
-    <w:bookmarkStart w:id="30" w:name="proposed-opesware-solution-1"/>
+    <w:bookmarkStart w:id="30" w:name="proposed-EduOS Cameroon-solution-1"/>
     <w:p>
       <w:pPr>
         <w:pStyle w:val="Heading3"/>
       </w:pPr>
       <w:r>
-        <w:t xml:space="preserve">Proposed Opesware Solution</w:t>
+        <w:t xml:space="preserve">Proposed EduOS Cameroon Solution</w:t>
       </w:r>
     </w:p>
     <w:p>
@@ -534,13 +534,13 @@
       </w:r>
     </w:p>
     <w:bookmarkEnd w:id="33"/>
-    <w:bookmarkStart w:id="34" w:name="proposed-opesware-solution-2"/>
+    <w:bookmarkStart w:id="34" w:name="proposed-EduOS Cameroon-solution-2"/>
     <w:p>
       <w:pPr>
         <w:pStyle w:val="Heading3"/>
       </w:pPr>
       <w:r>
-        <w:t xml:space="preserve">Proposed Opesware Solution</w:t>
+        <w:t xml:space="preserve">Proposed EduOS Cameroon Solution</w:t>
       </w:r>
     </w:p>
     <w:p>
@@ -713,13 +713,13 @@
       </w:r>
     </w:p>
     <w:bookmarkEnd w:id="37"/>
-    <w:bookmarkStart w:id="38" w:name="proposed-opesware-solution-3"/>
+    <w:bookmarkStart w:id="38" w:name="proposed-EduOS Cameroon-solution-3"/>
     <w:p>
       <w:pPr>
         <w:pStyle w:val="Heading3"/>
       </w:pPr>
       <w:r>
-        <w:t xml:space="preserve">Proposed Opesware Solution</w:t>
+        <w:t xml:space="preserve">Proposed EduOS Cameroon Solution</w:t>
       </w:r>
     </w:p>
     <w:p>
@@ -812,13 +812,13 @@
       </w:r>
     </w:p>
     <w:bookmarkEnd w:id="41"/>
-    <w:bookmarkStart w:id="42" w:name="proposed-opesware-solution-4"/>
+    <w:bookmarkStart w:id="42" w:name="proposed-EduOS Cameroon-solution-4"/>
     <w:p>
       <w:pPr>
         <w:pStyle w:val="Heading3"/>
       </w:pPr>
       <w:r>
-        <w:t xml:space="preserve">Proposed Opesware Solution</w:t>
+        <w:t xml:space="preserve">Proposed EduOS Cameroon Solution</w:t>
       </w:r>
     </w:p>
     <w:p>
@@ -865,13 +865,13 @@
       </w:r>
     </w:p>
     <w:bookmarkEnd w:id="44"/>
-    <w:bookmarkStart w:id="45" w:name="proposed-opesware-solution-5"/>
+    <w:bookmarkStart w:id="45" w:name="proposed-EduOS Cameroon-solution-5"/>
     <w:p>
       <w:pPr>
         <w:pStyle w:val="Heading3"/>
       </w:pPr>
       <w:r>
-        <w:t xml:space="preserve">Proposed Opesware Solution</w:t>
+        <w:t xml:space="preserve">Proposed EduOS Cameroon Solution</w:t>
       </w:r>
     </w:p>
     <w:p>
@@ -952,13 +952,13 @@
       </w:r>
     </w:p>
     <w:bookmarkEnd w:id="48"/>
-    <w:bookmarkStart w:id="49" w:name="proposed-opesware-solution-6"/>
+    <w:bookmarkStart w:id="49" w:name="proposed-EduOS Cameroon-solution-6"/>
     <w:p>
       <w:pPr>
         <w:pStyle w:val="Heading3"/>
       </w:pPr>
       <w:r>
-        <w:t xml:space="preserve">Proposed Opesware Solution</w:t>
+        <w:t xml:space="preserve">Proposed EduOS Cameroon Solution</w:t>
       </w:r>
     </w:p>
     <w:p>
@@ -1039,13 +1039,13 @@
       </w:r>
     </w:p>
     <w:bookmarkEnd w:id="52"/>
-    <w:bookmarkStart w:id="53" w:name="proposed-opesware-solution-7"/>
+    <w:bookmarkStart w:id="53" w:name="proposed-EduOS Cameroon-solution-7"/>
     <w:p>
       <w:pPr>
         <w:pStyle w:val="Heading3"/>
       </w:pPr>
       <w:r>
-        <w:t xml:space="preserve">Proposed Opesware Solution</w:t>
+        <w:t xml:space="preserve">Proposed EduOS Cameroon Solution</w:t>
       </w:r>
     </w:p>
     <w:p>
@@ -1092,13 +1092,13 @@
       </w:r>
     </w:p>
     <w:bookmarkEnd w:id="55"/>
-    <w:bookmarkStart w:id="56" w:name="proposed-opesware-solution-8"/>
+    <w:bookmarkStart w:id="56" w:name="proposed-EduOS Cameroon-solution-8"/>
     <w:p>
       <w:pPr>
         <w:pStyle w:val="Heading3"/>
       </w:pPr>
       <w:r>
-        <w:t xml:space="preserve">Proposed Opesware Solution</w:t>
+        <w:t xml:space="preserve">Proposed EduOS Cameroon Solution</w:t>
       </w:r>
     </w:p>
     <w:p>
@@ -1145,13 +1145,13 @@
       </w:r>
     </w:p>
     <w:bookmarkEnd w:id="58"/>
-    <w:bookmarkStart w:id="59" w:name="proposed-opesware-solution-9"/>
+    <w:bookmarkStart w:id="59" w:name="proposed-EduOS Cameroon-solution-9"/>
     <w:p>
       <w:pPr>
         <w:pStyle w:val="Heading3"/>
       </w:pPr>
       <w:r>
-        <w:t xml:space="preserve">Proposed Opesware Solution</w:t>
+        <w:t xml:space="preserve">Proposed EduOS Cameroon Solution</w:t>
       </w:r>
     </w:p>
     <w:p>
@@ -1198,13 +1198,13 @@
       </w:r>
     </w:p>
     <w:bookmarkEnd w:id="61"/>
-    <w:bookmarkStart w:id="62" w:name="proposed-opesware-solution-10"/>
+    <w:bookmarkStart w:id="62" w:name="proposed-EduOS Cameroon-solution-10"/>
     <w:p>
       <w:pPr>
         <w:pStyle w:val="Heading3"/>
       </w:pPr>
       <w:r>
-        <w:t xml:space="preserve">Proposed Opesware Solution</w:t>
+        <w:t xml:space="preserve">Proposed EduOS Cameroon Solution</w:t>
       </w:r>
     </w:p>
     <w:p>
@@ -1311,13 +1311,13 @@
       </w:r>
     </w:p>
     <w:bookmarkEnd w:id="64"/>
-    <w:bookmarkStart w:id="65" w:name="proposed-opesware-solution-11"/>
+    <w:bookmarkStart w:id="65" w:name="proposed-EduOS Cameroon-solution-11"/>
     <w:p>
       <w:pPr>
         <w:pStyle w:val="Heading3"/>
       </w:pPr>
       <w:r>
-        <w:t xml:space="preserve">Proposed Opesware Solution</w:t>
+        <w:t xml:space="preserve">Proposed EduOS Cameroon Solution</w:t>
       </w:r>
     </w:p>
     <w:p>
@@ -1364,13 +1364,13 @@
       </w:r>
     </w:p>
     <w:bookmarkEnd w:id="67"/>
-    <w:bookmarkStart w:id="68" w:name="proposed-opesware-solution-12"/>
+    <w:bookmarkStart w:id="68" w:name="proposed-EduOS Cameroon-solution-12"/>
     <w:p>
       <w:pPr>
         <w:pStyle w:val="Heading3"/>
       </w:pPr>
       <w:r>
-        <w:t xml:space="preserve">Proposed Opesware Solution</w:t>
+        <w:t xml:space="preserve">Proposed EduOS Cameroon Solution</w:t>
       </w:r>
     </w:p>
     <w:p>
